--- a/CO3/CO3_AT1 CA.docx
+++ b/CO3/CO3_AT1 CA.docx
@@ -156,8 +156,6 @@
         </w:rPr>
         <w:t>Course Code : CSA1204</w:t>
       </w:r>
-      <w:bookmarkStart w:id="0" w:name="_GoBack"/>
-      <w:bookmarkEnd w:id="0"/>
     </w:p>
     <w:p>
       <w:pPr>
@@ -659,6 +657,11 @@
     <w:p>
       <w:pPr>
         <w:spacing w:after="120"/>
+        <w:rPr>
+          <w:rFonts w:ascii="Calibri" w:eastAsia="Calibri" w:hAnsi="Calibri" w:cs="Calibri"/>
+          <w:sz w:val="22"/>
+          <w:szCs w:val="22"/>
+        </w:rPr>
       </w:pPr>
       <w:r>
         <w:rPr>
@@ -670,10 +673,58 @@
       </w:r>
     </w:p>
     <w:p>
-      <w:r>
-        <w:br w:type="page"/>
-      </w:r>
-    </w:p>
+      <w:pPr>
+        <w:spacing w:after="120"/>
+      </w:pPr>
+      <w:r>
+        <w:rPr>
+          <w:noProof/>
+        </w:rPr>
+        <w:lastRenderedPageBreak/>
+        <w:drawing>
+          <wp:inline distT="0" distB="0" distL="0" distR="0">
+            <wp:extent cx="6400800" cy="3317240"/>
+            <wp:effectExtent l="0" t="0" r="0" b="0"/>
+            <wp:docPr id="1" name="Picture 1"/>
+            <wp:cNvGraphicFramePr>
+              <a:graphicFrameLocks xmlns:a="http://schemas.openxmlformats.org/drawingml/2006/main" noChangeAspect="1"/>
+            </wp:cNvGraphicFramePr>
+            <a:graphic xmlns:a="http://schemas.openxmlformats.org/drawingml/2006/main">
+              <a:graphicData uri="http://schemas.openxmlformats.org/drawingml/2006/picture">
+                <pic:pic xmlns:pic="http://schemas.openxmlformats.org/drawingml/2006/picture">
+                  <pic:nvPicPr>
+                    <pic:cNvPr id="1" name="REGISTER TRANSFER AND ALU SIMULATIONS Q1.png"/>
+                    <pic:cNvPicPr/>
+                  </pic:nvPicPr>
+                  <pic:blipFill>
+                    <a:blip r:embed="rId5">
+                      <a:extLst>
+                        <a:ext uri="{28A0092B-C50C-407E-A947-70E740481C1C}">
+                          <a14:useLocalDpi xmlns:a14="http://schemas.microsoft.com/office/drawing/2010/main" val="0"/>
+                        </a:ext>
+                      </a:extLst>
+                    </a:blip>
+                    <a:stretch>
+                      <a:fillRect/>
+                    </a:stretch>
+                  </pic:blipFill>
+                  <pic:spPr>
+                    <a:xfrm>
+                      <a:off x="0" y="0"/>
+                      <a:ext cx="6400800" cy="3317240"/>
+                    </a:xfrm>
+                    <a:prstGeom prst="rect">
+                      <a:avLst/>
+                    </a:prstGeom>
+                  </pic:spPr>
+                </pic:pic>
+              </a:graphicData>
+            </a:graphic>
+          </wp:inline>
+        </w:drawing>
+      </w:r>
+    </w:p>
+    <w:p/>
     <w:p>
       <w:pPr>
         <w:pStyle w:val="Heading1"/>
@@ -688,7 +739,6 @@
           <w:sz w:val="28"/>
           <w:szCs w:val="28"/>
         </w:rPr>
-        <w:lastRenderedPageBreak/>
         <w:t>Q2. Single-Bus vs Multi-Bus Organization</w:t>
       </w:r>
     </w:p>
@@ -1117,6 +1167,53 @@
       <w:r>
         <w:br w:type="page"/>
       </w:r>
+      <w:r>
+        <w:rPr>
+          <w:noProof/>
+        </w:rPr>
+        <w:lastRenderedPageBreak/>
+        <w:drawing>
+          <wp:inline distT="0" distB="0" distL="0" distR="0">
+            <wp:extent cx="6400800" cy="2957830"/>
+            <wp:effectExtent l="0" t="0" r="0" b="0"/>
+            <wp:docPr id="3" name="Picture 3"/>
+            <wp:cNvGraphicFramePr>
+              <a:graphicFrameLocks xmlns:a="http://schemas.openxmlformats.org/drawingml/2006/main" noChangeAspect="1"/>
+            </wp:cNvGraphicFramePr>
+            <a:graphic xmlns:a="http://schemas.openxmlformats.org/drawingml/2006/main">
+              <a:graphicData uri="http://schemas.openxmlformats.org/drawingml/2006/picture">
+                <pic:pic xmlns:pic="http://schemas.openxmlformats.org/drawingml/2006/picture">
+                  <pic:nvPicPr>
+                    <pic:cNvPr id="3" name="SINGLE VS MULTI BUS ORGANIZATION Q2.png"/>
+                    <pic:cNvPicPr/>
+                  </pic:nvPicPr>
+                  <pic:blipFill>
+                    <a:blip r:embed="rId6">
+                      <a:extLst>
+                        <a:ext uri="{28A0092B-C50C-407E-A947-70E740481C1C}">
+                          <a14:useLocalDpi xmlns:a14="http://schemas.microsoft.com/office/drawing/2010/main" val="0"/>
+                        </a:ext>
+                      </a:extLst>
+                    </a:blip>
+                    <a:stretch>
+                      <a:fillRect/>
+                    </a:stretch>
+                  </pic:blipFill>
+                  <pic:spPr>
+                    <a:xfrm>
+                      <a:off x="0" y="0"/>
+                      <a:ext cx="6400800" cy="2957830"/>
+                    </a:xfrm>
+                    <a:prstGeom prst="rect">
+                      <a:avLst/>
+                    </a:prstGeom>
+                  </pic:spPr>
+                </pic:pic>
+              </a:graphicData>
+            </a:graphic>
+          </wp:inline>
+        </w:drawing>
+      </w:r>
     </w:p>
     <w:p>
       <w:pPr>
@@ -1132,7 +1229,6 @@
           <w:sz w:val="28"/>
           <w:szCs w:val="28"/>
         </w:rPr>
-        <w:lastRenderedPageBreak/>
         <w:t>Q3. 5-Stage Instruction Pipeline (Speedup and Throughput)</w:t>
       </w:r>
     </w:p>
@@ -2031,6 +2127,53 @@
       <w:r>
         <w:br w:type="page"/>
       </w:r>
+      <w:r>
+        <w:rPr>
+          <w:noProof/>
+        </w:rPr>
+        <w:lastRenderedPageBreak/>
+        <w:drawing>
+          <wp:inline distT="0" distB="0" distL="0" distR="0">
+            <wp:extent cx="6400800" cy="3136265"/>
+            <wp:effectExtent l="0" t="0" r="0" b="0"/>
+            <wp:docPr id="4" name="Picture 4"/>
+            <wp:cNvGraphicFramePr>
+              <a:graphicFrameLocks xmlns:a="http://schemas.openxmlformats.org/drawingml/2006/main" noChangeAspect="1"/>
+            </wp:cNvGraphicFramePr>
+            <a:graphic xmlns:a="http://schemas.openxmlformats.org/drawingml/2006/main">
+              <a:graphicData uri="http://schemas.openxmlformats.org/drawingml/2006/picture">
+                <pic:pic xmlns:pic="http://schemas.openxmlformats.org/drawingml/2006/picture">
+                  <pic:nvPicPr>
+                    <pic:cNvPr id="4" name="FIVE STAGE INSTRUCTION PIPELINE Q3.png"/>
+                    <pic:cNvPicPr/>
+                  </pic:nvPicPr>
+                  <pic:blipFill>
+                    <a:blip r:embed="rId7">
+                      <a:extLst>
+                        <a:ext uri="{28A0092B-C50C-407E-A947-70E740481C1C}">
+                          <a14:useLocalDpi xmlns:a14="http://schemas.microsoft.com/office/drawing/2010/main" val="0"/>
+                        </a:ext>
+                      </a:extLst>
+                    </a:blip>
+                    <a:stretch>
+                      <a:fillRect/>
+                    </a:stretch>
+                  </pic:blipFill>
+                  <pic:spPr>
+                    <a:xfrm>
+                      <a:off x="0" y="0"/>
+                      <a:ext cx="6400800" cy="3136265"/>
+                    </a:xfrm>
+                    <a:prstGeom prst="rect">
+                      <a:avLst/>
+                    </a:prstGeom>
+                  </pic:spPr>
+                </pic:pic>
+              </a:graphicData>
+            </a:graphic>
+          </wp:inline>
+        </w:drawing>
+      </w:r>
     </w:p>
     <w:p>
       <w:pPr>
@@ -2046,7 +2189,6 @@
           <w:sz w:val="28"/>
           <w:szCs w:val="28"/>
         </w:rPr>
-        <w:lastRenderedPageBreak/>
         <w:t>Q4. Pipeline Hazards — Data, Control, Structural</w:t>
       </w:r>
     </w:p>
@@ -2508,12 +2650,62 @@
           <w:sz w:val="22"/>
           <w:szCs w:val="22"/>
         </w:rPr>
-        <w:t>With forwarding, a RAW data hazard that would otherwise cost 2 stall cycles is reduced to 0. Branch prediction with ~90% accuracy reduces the average control-hazard penalty from a full 2–3 cycle flush to a small fraction of a cycle per branch. Structural hazards are eliminated entirely by duplicating the contended resource. Overall, applying all three techniques together brings measured throughput close to the ideal 1 instruction/cycle from Q3.</w:t>
-      </w:r>
-    </w:p>
-    <w:p>
-      <w:r>
-        <w:br w:type="page"/>
+        <w:t xml:space="preserve">With forwarding, a RAW data hazard that would otherwise cost 2 stall cycles is reduced to 0. Branch prediction with ~90% accuracy reduces the average control-hazard penalty from a full 2–3 cycle flush to a small fraction of a cycle per branch. Structural hazards are eliminated entirely by duplicating the contended resource. Overall, </w:t>
+      </w:r>
+      <w:r>
+        <w:rPr>
+          <w:rFonts w:ascii="Calibri" w:eastAsia="Calibri" w:hAnsi="Calibri" w:cs="Calibri"/>
+          <w:sz w:val="22"/>
+          <w:szCs w:val="22"/>
+        </w:rPr>
+        <w:lastRenderedPageBreak/>
+        <w:t>applying all three techniques together brings measured throughput close to the ideal 1 instruction/cycle from Q3.</w:t>
+      </w:r>
+      <w:r>
+        <w:rPr>
+          <w:noProof/>
+        </w:rPr>
+        <w:drawing>
+          <wp:inline distT="0" distB="0" distL="0" distR="0">
+            <wp:extent cx="6400800" cy="3164840"/>
+            <wp:effectExtent l="0" t="0" r="0" b="0"/>
+            <wp:docPr id="5" name="Picture 5"/>
+            <wp:cNvGraphicFramePr>
+              <a:graphicFrameLocks xmlns:a="http://schemas.openxmlformats.org/drawingml/2006/main" noChangeAspect="1"/>
+            </wp:cNvGraphicFramePr>
+            <a:graphic xmlns:a="http://schemas.openxmlformats.org/drawingml/2006/main">
+              <a:graphicData uri="http://schemas.openxmlformats.org/drawingml/2006/picture">
+                <pic:pic xmlns:pic="http://schemas.openxmlformats.org/drawingml/2006/picture">
+                  <pic:nvPicPr>
+                    <pic:cNvPr id="5" name="DATA,CONTROL AND STRUCTURAL HAZARDS Q4.png"/>
+                    <pic:cNvPicPr/>
+                  </pic:nvPicPr>
+                  <pic:blipFill>
+                    <a:blip r:embed="rId8">
+                      <a:extLst>
+                        <a:ext uri="{28A0092B-C50C-407E-A947-70E740481C1C}">
+                          <a14:useLocalDpi xmlns:a14="http://schemas.microsoft.com/office/drawing/2010/main" val="0"/>
+                        </a:ext>
+                      </a:extLst>
+                    </a:blip>
+                    <a:stretch>
+                      <a:fillRect/>
+                    </a:stretch>
+                  </pic:blipFill>
+                  <pic:spPr>
+                    <a:xfrm>
+                      <a:off x="0" y="0"/>
+                      <a:ext cx="6400800" cy="3164840"/>
+                    </a:xfrm>
+                    <a:prstGeom prst="rect">
+                      <a:avLst/>
+                    </a:prstGeom>
+                  </pic:spPr>
+                </pic:pic>
+              </a:graphicData>
+            </a:graphic>
+          </wp:inline>
+        </w:drawing>
       </w:r>
     </w:p>
     <w:p>
@@ -2530,7 +2722,6 @@
           <w:sz w:val="28"/>
           <w:szCs w:val="28"/>
         </w:rPr>
-        <w:lastRenderedPageBreak/>
         <w:t>Q5. Superscalar Execution, Out-of-Order, Speculation, and SMT</w:t>
       </w:r>
     </w:p>
@@ -3103,6 +3294,11 @@
     <w:p>
       <w:pPr>
         <w:spacing w:after="120"/>
+        <w:rPr>
+          <w:rFonts w:ascii="Calibri" w:eastAsia="Calibri" w:hAnsi="Calibri" w:cs="Calibri"/>
+          <w:sz w:val="22"/>
+          <w:szCs w:val="22"/>
+        </w:rPr>
       </w:pPr>
       <w:r>
         <w:rPr>
@@ -3128,7 +3324,16 @@
           <w:sz w:val="22"/>
           <w:szCs w:val="22"/>
         </w:rPr>
-        <w:t xml:space="preserve"> branch latency at the cost of occasional squashed work on </w:t>
+        <w:t xml:space="preserve"> branch latency at the cost of </w:t>
+      </w:r>
+      <w:r>
+        <w:rPr>
+          <w:rFonts w:ascii="Calibri" w:eastAsia="Calibri" w:hAnsi="Calibri" w:cs="Calibri"/>
+          <w:sz w:val="22"/>
+          <w:szCs w:val="22"/>
+        </w:rPr>
+        <w:lastRenderedPageBreak/>
+        <w:t xml:space="preserve">occasional squashed work on </w:t>
       </w:r>
       <w:proofErr w:type="spellStart"/>
       <w:r>
@@ -3148,6 +3353,69 @@
         </w:rPr>
         <w:t>. SMT gives the largest additional gain because a second thread supplies independent instructions to fill the issue slots that a single thread cannot, so overall throughput and functional-unit utilization improve substantially even though single-thread latency is unchanged.</w:t>
       </w:r>
+    </w:p>
+    <w:p>
+      <w:pPr>
+        <w:spacing w:after="120"/>
+        <w:rPr>
+          <w:rFonts w:ascii="Calibri" w:eastAsia="Calibri" w:hAnsi="Calibri" w:cs="Calibri"/>
+          <w:sz w:val="22"/>
+          <w:szCs w:val="22"/>
+        </w:rPr>
+      </w:pPr>
+    </w:p>
+    <w:p>
+      <w:pPr>
+        <w:spacing w:after="120"/>
+      </w:pPr>
+      <w:r>
+        <w:rPr>
+          <w:noProof/>
+        </w:rPr>
+        <w:drawing>
+          <wp:inline distT="0" distB="0" distL="0" distR="0">
+            <wp:extent cx="6400800" cy="3560445"/>
+            <wp:effectExtent l="0" t="0" r="0" b="0"/>
+            <wp:docPr id="6" name="Picture 6"/>
+            <wp:cNvGraphicFramePr>
+              <a:graphicFrameLocks xmlns:a="http://schemas.openxmlformats.org/drawingml/2006/main" noChangeAspect="1"/>
+            </wp:cNvGraphicFramePr>
+            <a:graphic xmlns:a="http://schemas.openxmlformats.org/drawingml/2006/main">
+              <a:graphicData uri="http://schemas.openxmlformats.org/drawingml/2006/picture">
+                <pic:pic xmlns:pic="http://schemas.openxmlformats.org/drawingml/2006/picture">
+                  <pic:nvPicPr>
+                    <pic:cNvPr id="6" name="SUPERSCALAR Q5.png"/>
+                    <pic:cNvPicPr/>
+                  </pic:nvPicPr>
+                  <pic:blipFill>
+                    <a:blip r:embed="rId9">
+                      <a:extLst>
+                        <a:ext uri="{28A0092B-C50C-407E-A947-70E740481C1C}">
+                          <a14:useLocalDpi xmlns:a14="http://schemas.microsoft.com/office/drawing/2010/main" val="0"/>
+                        </a:ext>
+                      </a:extLst>
+                    </a:blip>
+                    <a:stretch>
+                      <a:fillRect/>
+                    </a:stretch>
+                  </pic:blipFill>
+                  <pic:spPr>
+                    <a:xfrm>
+                      <a:off x="0" y="0"/>
+                      <a:ext cx="6400800" cy="3560445"/>
+                    </a:xfrm>
+                    <a:prstGeom prst="rect">
+                      <a:avLst/>
+                    </a:prstGeom>
+                  </pic:spPr>
+                </pic:pic>
+              </a:graphicData>
+            </a:graphic>
+          </wp:inline>
+        </w:drawing>
+      </w:r>
+      <w:bookmarkStart w:id="0" w:name="_GoBack"/>
+      <w:bookmarkEnd w:id="0"/>
     </w:p>
     <w:p>
       <w:pPr>
